--- a/results/H4/table_13d_lmm_group_movement_random_effects.docx
+++ b/results/H4/table_13d_lmm_group_movement_random_effects.docx
@@ -28,7 +28,7 @@
         <w:rPr/>
         <w:t xml:space="preserve">Table </w:t>
       </w:r>
-      <w:bookmarkStart w:id="3a689f4e-84bd-41b3-b75d-ff8811c2115c" w:name="table"/>
+      <w:bookmarkStart w:id="24a413e4-897a-4ee7-a81a-cd042d350592" w:name="table"/>
       <w:r>
         <w:rPr/>
         <w:fldChar w:fldCharType="begin" w:dirty="true"/>
@@ -41,7 +41,7 @@
         <w:rPr/>
         <w:fldChar w:fldCharType="end" w:dirty="true"/>
       </w:r>
-      <w:bookmarkEnd w:id="3a689f4e-84bd-41b3-b75d-ff8811c2115c"/>
+      <w:bookmarkEnd w:id="24a413e4-897a-4ee7-a81a-cd042d350592"/>
       <w:r>
         <w:rPr/>
         <w:t xml:space="preserve">. </w:t>

--- a/results/H4/table_13d_lmm_group_movement_random_effects.docx
+++ b/results/H4/table_13d_lmm_group_movement_random_effects.docx
@@ -28,7 +28,7 @@
         <w:rPr/>
         <w:t xml:space="preserve">Table </w:t>
       </w:r>
-      <w:bookmarkStart w:id="24a413e4-897a-4ee7-a81a-cd042d350592" w:name="table"/>
+      <w:bookmarkStart w:id="e38b0b9c-2072-445d-a452-79e1a823a90b" w:name="table"/>
       <w:r>
         <w:rPr/>
         <w:fldChar w:fldCharType="begin" w:dirty="true"/>
@@ -41,7 +41,7 @@
         <w:rPr/>
         <w:fldChar w:fldCharType="end" w:dirty="true"/>
       </w:r>
-      <w:bookmarkEnd w:id="24a413e4-897a-4ee7-a81a-cd042d350592"/>
+      <w:bookmarkEnd w:id="e38b0b9c-2072-445d-a452-79e1a823a90b"/>
       <w:r>
         <w:rPr/>
         <w:t xml:space="preserve">. </w:t>

--- a/results/H4/table_13d_lmm_group_movement_random_effects.docx
+++ b/results/H4/table_13d_lmm_group_movement_random_effects.docx
@@ -28,7 +28,7 @@
         <w:rPr/>
         <w:t xml:space="preserve">Table </w:t>
       </w:r>
-      <w:bookmarkStart w:id="e38b0b9c-2072-445d-a452-79e1a823a90b" w:name="table"/>
+      <w:bookmarkStart w:id="1511ef9a-ccf6-49c3-b554-aaa7be0c5b67" w:name="table"/>
       <w:r>
         <w:rPr/>
         <w:fldChar w:fldCharType="begin" w:dirty="true"/>
@@ -41,7 +41,7 @@
         <w:rPr/>
         <w:fldChar w:fldCharType="end" w:dirty="true"/>
       </w:r>
-      <w:bookmarkEnd w:id="e38b0b9c-2072-445d-a452-79e1a823a90b"/>
+      <w:bookmarkEnd w:id="1511ef9a-ccf6-49c3-b554-aaa7be0c5b67"/>
       <w:r>
         <w:rPr/>
         <w:t xml:space="preserve">. </w:t>
